--- a/samples/fixtures/docx/case-02-tiv-bite.docx
+++ b/samples/fixtures/docx/case-02-tiv-bite.docx
@@ -30,6 +30,11 @@
     <w:p>
       <w:r>
         <w:t>Expected: no eligible binder</w:t>
+      </w:r>
+    </w:p>
+    <w:p>
+      <w:r>
+        <w:t>SUBMISSION-DATA-B64: eyJicm9rZXJfbmFtZSI6IkFjbWUiLCJjb21tb2RpdGllcyI6W3siY29tbW9kaXR5X3R5cGUiOiJTVEVFTCJ9XSwibG9jYXRpb25zIjpbeyJhZGRyZXNzIjoiMTIgUG9ydCBSb2FkIiwic3ByaW5rbGVyZWQiOnRydWV9XSwidG90YWxfaW5zdXJlZF92YWx1ZSI6MTAwMDAwMDF9</w:t>
       </w:r>
     </w:p>
     <w:sectPr>

--- a/samples/fixtures/docx/case-02-tiv-bite.docx
+++ b/samples/fixtures/docx/case-02-tiv-bite.docx
@@ -34,7 +34,7 @@
     </w:p>
     <w:p>
       <w:r>
-        <w:t>SUBMISSION-DATA-B64: eyJicm9rZXJfbmFtZSI6IkFjbWUiLCJjb21tb2RpdGllcyI6W3siY29tbW9kaXR5X3R5cGUiOiJTVEVFTCJ9XSwibG9jYXRpb25zIjpbeyJhZGRyZXNzIjoiMTIgUG9ydCBSb2FkIiwic3ByaW5rbGVyZWQiOnRydWV9XSwidG90YWxfaW5zdXJlZF92YWx1ZSI6MTAwMDAwMDF9</w:t>
+        <w:t>SUBMISSION-DATA-B64: eyJicm9rZXJfbmFtZSI6IkFjbWUiLCJjb21tb2RpdGllcyI6W3siY29tbW9kaXR5X3R5cGUiOiJTVEVFTCJ9XSwibG9jYXRpb25zIjpbeyJhZGRyZXNzIjoiMTIgUG9ydCBSb2FkIiwic3ByaW5rbGVyZWQiOnRydWV9XSwidG90YWxfaW5zdXJlZF92YWx1ZSI6MTAwMDAwMDF9 :END-SUBMISSION-DATA</w:t>
       </w:r>
     </w:p>
     <w:sectPr>
